--- a/doc/Манцевич Перечень графических материалов.docx
+++ b/doc/Манцевич Перечень графических материалов.docx
@@ -524,7 +524,17 @@
           <w:bCs w:val="0"/>
           <w:sz w:val="26"/>
         </w:rPr>
-        <w:t>5. Интерфейс приложения и демонстрация работы</w:t>
+        <w:t xml:space="preserve">5. </w:t>
+      </w:r>
+      <w:r>
+        <w:rPr>
+          <w:rStyle w:val="af6"/>
+          <w:rFonts w:eastAsiaTheme="majorEastAsia"/>
+          <w:b w:val="0"/>
+          <w:bCs w:val="0"/>
+          <w:sz w:val="26"/>
+        </w:rPr>
+        <w:t>Интерфейс приложения и демонстрация работы</w:t>
       </w:r>
     </w:p>
     <w:p>
@@ -1727,7 +1737,6 @@
           <w:rFonts w:eastAsia="Times New Roman"/>
           <w:b/>
           <w:bCs/>
-          <w:noProof/>
           <w:color w:val="000000" w:themeColor="text1"/>
           <w:szCs w:val="26"/>
           <w:lang w:eastAsia="ru-BY"/>
@@ -4129,7 +4138,7 @@
               <wp:extent cx="6605270" cy="635"/>
               <wp:effectExtent l="0" t="0" r="5080" b="18415"/>
               <wp:wrapNone/>
-              <wp:docPr id="11" name="Line 59"/>
+              <wp:docPr id="10" name="Line 59"/>
               <wp:cNvGraphicFramePr>
                 <a:graphicFrameLocks xmlns:a="http://schemas.openxmlformats.org/drawingml/2006/main"/>
               </wp:cNvGraphicFramePr>
@@ -4204,7 +4213,7 @@
               <wp:extent cx="2378075" cy="635"/>
               <wp:effectExtent l="0" t="0" r="3175" b="18415"/>
               <wp:wrapNone/>
-              <wp:docPr id="12" name="Line 60"/>
+              <wp:docPr id="11" name="Line 60"/>
               <wp:cNvGraphicFramePr>
                 <a:graphicFrameLocks xmlns:a="http://schemas.openxmlformats.org/drawingml/2006/main"/>
               </wp:cNvGraphicFramePr>
@@ -4279,7 +4288,7 @@
               <wp:extent cx="2378075" cy="635"/>
               <wp:effectExtent l="0" t="0" r="3175" b="18415"/>
               <wp:wrapNone/>
-              <wp:docPr id="13" name="Line 61"/>
+              <wp:docPr id="12" name="Line 61"/>
               <wp:cNvGraphicFramePr>
                 <a:graphicFrameLocks xmlns:a="http://schemas.openxmlformats.org/drawingml/2006/main"/>
               </wp:cNvGraphicFramePr>
@@ -4354,7 +4363,7 @@
               <wp:extent cx="2384425" cy="635"/>
               <wp:effectExtent l="0" t="0" r="15875" b="18415"/>
               <wp:wrapNone/>
-              <wp:docPr id="14" name="Line 62"/>
+              <wp:docPr id="13" name="Line 62"/>
               <wp:cNvGraphicFramePr>
                 <a:graphicFrameLocks xmlns:a="http://schemas.openxmlformats.org/drawingml/2006/main"/>
               </wp:cNvGraphicFramePr>
@@ -4429,7 +4438,7 @@
               <wp:extent cx="2378075" cy="0"/>
               <wp:effectExtent l="0" t="0" r="0" b="0"/>
               <wp:wrapNone/>
-              <wp:docPr id="15" name="Line 63"/>
+              <wp:docPr id="14" name="Line 63"/>
               <wp:cNvGraphicFramePr>
                 <a:graphicFrameLocks xmlns:a="http://schemas.openxmlformats.org/drawingml/2006/main"/>
               </wp:cNvGraphicFramePr>
@@ -4504,7 +4513,7 @@
               <wp:extent cx="2390775" cy="635"/>
               <wp:effectExtent l="0" t="0" r="9525" b="18415"/>
               <wp:wrapNone/>
-              <wp:docPr id="16" name="Line 64"/>
+              <wp:docPr id="15" name="Line 64"/>
               <wp:cNvGraphicFramePr>
                 <a:graphicFrameLocks xmlns:a="http://schemas.openxmlformats.org/drawingml/2006/main"/>
               </wp:cNvGraphicFramePr>
@@ -4579,7 +4588,7 @@
               <wp:extent cx="635" cy="1445895"/>
               <wp:effectExtent l="0" t="0" r="18415" b="1905"/>
               <wp:wrapNone/>
-              <wp:docPr id="17" name="Line 65"/>
+              <wp:docPr id="16" name="Line 65"/>
               <wp:cNvGraphicFramePr>
                 <a:graphicFrameLocks xmlns:a="http://schemas.openxmlformats.org/drawingml/2006/main"/>
               </wp:cNvGraphicFramePr>
@@ -4654,7 +4663,7 @@
               <wp:extent cx="1785620" cy="635"/>
               <wp:effectExtent l="0" t="0" r="5080" b="18415"/>
               <wp:wrapNone/>
-              <wp:docPr id="18" name="Line 66"/>
+              <wp:docPr id="17" name="Line 66"/>
               <wp:cNvGraphicFramePr>
                 <a:graphicFrameLocks xmlns:a="http://schemas.openxmlformats.org/drawingml/2006/main"/>
               </wp:cNvGraphicFramePr>
@@ -4729,7 +4738,7 @@
               <wp:extent cx="1779270" cy="635"/>
               <wp:effectExtent l="0" t="0" r="11430" b="18415"/>
               <wp:wrapNone/>
-              <wp:docPr id="19" name="Line 67"/>
+              <wp:docPr id="18" name="Line 67"/>
               <wp:cNvGraphicFramePr>
                 <a:graphicFrameLocks xmlns:a="http://schemas.openxmlformats.org/drawingml/2006/main"/>
               </wp:cNvGraphicFramePr>
@@ -4804,7 +4813,7 @@
               <wp:extent cx="635" cy="516890"/>
               <wp:effectExtent l="0" t="0" r="18415" b="16510"/>
               <wp:wrapNone/>
-              <wp:docPr id="20" name="Line 68"/>
+              <wp:docPr id="19" name="Line 68"/>
               <wp:cNvGraphicFramePr>
                 <a:graphicFrameLocks xmlns:a="http://schemas.openxmlformats.org/drawingml/2006/main"/>
               </wp:cNvGraphicFramePr>
@@ -4879,7 +4888,7 @@
               <wp:extent cx="635" cy="1445895"/>
               <wp:effectExtent l="0" t="0" r="18415" b="1905"/>
               <wp:wrapNone/>
-              <wp:docPr id="21" name="Line 69"/>
+              <wp:docPr id="20" name="Line 69"/>
               <wp:cNvGraphicFramePr>
                 <a:graphicFrameLocks xmlns:a="http://schemas.openxmlformats.org/drawingml/2006/main"/>
               </wp:cNvGraphicFramePr>
@@ -4954,7 +4963,7 @@
               <wp:extent cx="635" cy="1446530"/>
               <wp:effectExtent l="0" t="0" r="18415" b="1270"/>
               <wp:wrapNone/>
-              <wp:docPr id="22" name="Line 70"/>
+              <wp:docPr id="21" name="Line 70"/>
               <wp:cNvGraphicFramePr>
                 <a:graphicFrameLocks xmlns:a="http://schemas.openxmlformats.org/drawingml/2006/main"/>
               </wp:cNvGraphicFramePr>
@@ -5029,7 +5038,7 @@
               <wp:extent cx="635" cy="1446530"/>
               <wp:effectExtent l="0" t="0" r="18415" b="1270"/>
               <wp:wrapNone/>
-              <wp:docPr id="23" name="Line 71"/>
+              <wp:docPr id="22" name="Line 71"/>
               <wp:cNvGraphicFramePr>
                 <a:graphicFrameLocks xmlns:a="http://schemas.openxmlformats.org/drawingml/2006/main"/>
               </wp:cNvGraphicFramePr>
@@ -5104,7 +5113,7 @@
               <wp:extent cx="635" cy="904240"/>
               <wp:effectExtent l="0" t="0" r="18415" b="10160"/>
               <wp:wrapNone/>
-              <wp:docPr id="24" name="Line 72"/>
+              <wp:docPr id="23" name="Line 72"/>
               <wp:cNvGraphicFramePr>
                 <a:graphicFrameLocks xmlns:a="http://schemas.openxmlformats.org/drawingml/2006/main"/>
               </wp:cNvGraphicFramePr>
@@ -5179,7 +5188,7 @@
               <wp:extent cx="635" cy="429260"/>
               <wp:effectExtent l="0" t="0" r="18415" b="8890"/>
               <wp:wrapNone/>
-              <wp:docPr id="25" name="Line 73"/>
+              <wp:docPr id="24" name="Line 73"/>
               <wp:cNvGraphicFramePr>
                 <a:graphicFrameLocks xmlns:a="http://schemas.openxmlformats.org/drawingml/2006/main"/>
               </wp:cNvGraphicFramePr>
@@ -5254,7 +5263,7 @@
               <wp:extent cx="8890" cy="421640"/>
               <wp:effectExtent l="0" t="0" r="10160" b="16510"/>
               <wp:wrapNone/>
-              <wp:docPr id="26" name="Line 74"/>
+              <wp:docPr id="25" name="Line 74"/>
               <wp:cNvGraphicFramePr>
                 <a:graphicFrameLocks xmlns:a="http://schemas.openxmlformats.org/drawingml/2006/main"/>
               </wp:cNvGraphicFramePr>
@@ -5329,7 +5338,7 @@
               <wp:extent cx="635" cy="180975"/>
               <wp:effectExtent l="0" t="0" r="18415" b="9525"/>
               <wp:wrapNone/>
-              <wp:docPr id="27" name="Line 75"/>
+              <wp:docPr id="26" name="Line 75"/>
               <wp:cNvGraphicFramePr>
                 <a:graphicFrameLocks xmlns:a="http://schemas.openxmlformats.org/drawingml/2006/main"/>
               </wp:cNvGraphicFramePr>
@@ -5404,7 +5413,7 @@
               <wp:extent cx="635" cy="180975"/>
               <wp:effectExtent l="0" t="0" r="18415" b="9525"/>
               <wp:wrapNone/>
-              <wp:docPr id="28" name="Line 76"/>
+              <wp:docPr id="27" name="Line 76"/>
               <wp:cNvGraphicFramePr>
                 <a:graphicFrameLocks xmlns:a="http://schemas.openxmlformats.org/drawingml/2006/main"/>
               </wp:cNvGraphicFramePr>
@@ -5479,7 +5488,7 @@
               <wp:extent cx="4218940" cy="498475"/>
               <wp:effectExtent l="0" t="0" r="0" b="0"/>
               <wp:wrapNone/>
-              <wp:docPr id="29" name="Rectangle 77"/>
+              <wp:docPr id="28" name="Rectangle 77"/>
               <wp:cNvGraphicFramePr>
                 <a:graphicFrameLocks xmlns:a="http://schemas.openxmlformats.org/drawingml/2006/main"/>
               </wp:cNvGraphicFramePr>
@@ -5551,7 +5560,7 @@
         </mc:Choice>
         <mc:Fallback>
           <w:pict>
-            <v:rect w14:anchorId="17C03B96" id="Rectangle 77" o:spid="_x0000_s1041" style="position:absolute;left:0;text-align:left;margin-left:173.1pt;margin-top:-94.45pt;width:332.2pt;height:39.25pt;z-index:251658273;visibility:visible;mso-wrap-style:square;mso-width-percent:0;mso-height-percent:0;mso-wrap-distance-left:9pt;mso-wrap-distance-top:0;mso-wrap-distance-right:9pt;mso-wrap-distance-bottom:0;mso-position-horizontal:absolute;mso-position-horizontal-relative:text;mso-position-vertical:absolute;mso-position-vertical-relative:text;mso-width-percent:0;mso-height-percent:0;mso-width-relative:page;mso-height-relative:page;v-text-anchor:top" o:gfxdata="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" filled="f" stroked="f" strokeweight="1pt">
+            <v:rect w14:anchorId="17C03B96" id="Rectangle 77" o:spid="_x0000_s1041" style="position:absolute;left:0;text-align:left;margin-left:173.1pt;margin-top:-94.45pt;width:332.2pt;height:39.25pt;z-index:251658273;visibility:visible;mso-wrap-style:square;mso-width-percent:0;mso-height-percent:0;mso-wrap-distance-left:9pt;mso-wrap-distance-top:0;mso-wrap-distance-right:9pt;mso-wrap-distance-bottom:0;mso-position-horizontal:absolute;mso-position-horizontal-relative:text;mso-position-vertical:absolute;mso-position-vertical-relative:text;mso-width-percent:0;mso-height-percent:0;mso-width-relative:page;mso-height-relative:page;v-text-anchor:top" o:gfxdata="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" filled="f" stroked="f" strokeweight="1pt">
               <v:textbox inset="1pt,1pt,1pt,1pt">
                 <w:txbxContent>
                   <w:p>
@@ -5588,7 +5597,7 @@
               <wp:extent cx="1763395" cy="328295"/>
               <wp:effectExtent l="0" t="0" r="0" b="0"/>
               <wp:wrapNone/>
-              <wp:docPr id="30" name="Rectangle 78"/>
+              <wp:docPr id="29" name="Rectangle 78"/>
               <wp:cNvGraphicFramePr>
                 <a:graphicFrameLocks xmlns:a="http://schemas.openxmlformats.org/drawingml/2006/main"/>
               </wp:cNvGraphicFramePr>
@@ -5673,7 +5682,7 @@
         </mc:Choice>
         <mc:Fallback>
           <w:pict>
-            <v:rect w14:anchorId="44BA9CAB" id="Rectangle 78" o:spid="_x0000_s1042" style="position:absolute;left:0;text-align:left;margin-left:366.45pt;margin-top:-13.8pt;width:138.85pt;height:25.85pt;z-index:251658274;visibility:visible;mso-wrap-style:square;mso-width-percent:0;mso-height-percent:0;mso-wrap-distance-left:9pt;mso-wrap-distance-top:0;mso-wrap-distance-right:9pt;mso-wrap-distance-bottom:0;mso-position-horizontal:absolute;mso-position-horizontal-relative:text;mso-position-vertical:absolute;mso-position-vertical-relative:text;mso-width-percent:0;mso-height-percent:0;mso-width-relative:page;mso-height-relative:page;v-text-anchor:top" o:gfxdata="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" filled="f" stroked="f" strokeweight="1pt">
+            <v:rect w14:anchorId="44BA9CAB" id="Rectangle 78" o:spid="_x0000_s1042" style="position:absolute;left:0;text-align:left;margin-left:366.45pt;margin-top:-13.8pt;width:138.85pt;height:25.85pt;z-index:251658274;visibility:visible;mso-wrap-style:square;mso-width-percent:0;mso-height-percent:0;mso-wrap-distance-left:9pt;mso-wrap-distance-top:0;mso-wrap-distance-right:9pt;mso-wrap-distance-bottom:0;mso-position-horizontal:absolute;mso-position-horizontal-relative:text;mso-position-vertical:absolute;mso-position-vertical-relative:text;mso-width-percent:0;mso-height-percent:0;mso-width-relative:page;mso-height-relative:page;v-text-anchor:top" o:gfxdata="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" filled="f" stroked="f" strokeweight="1pt">
               <v:textbox inset="1pt,1pt,1pt,1pt">
                 <w:txbxContent>
                   <w:p>
@@ -5723,7 +5732,7 @@
               <wp:extent cx="2413635" cy="826770"/>
               <wp:effectExtent l="0" t="0" r="0" b="0"/>
               <wp:wrapNone/>
-              <wp:docPr id="31" name="Rectangle 79"/>
+              <wp:docPr id="30" name="Rectangle 79"/>
               <wp:cNvGraphicFramePr>
                 <a:graphicFrameLocks xmlns:a="http://schemas.openxmlformats.org/drawingml/2006/main"/>
               </wp:cNvGraphicFramePr>
@@ -5808,7 +5817,7 @@
         </mc:Choice>
         <mc:Fallback>
           <w:pict>
-            <v:rect w14:anchorId="46192848" id="Rectangle 79" o:spid="_x0000_s1043" style="position:absolute;left:0;text-align:left;margin-left:174.1pt;margin-top:-46.2pt;width:190.05pt;height:65.1pt;z-index:251658275;visibility:visible;mso-wrap-style:square;mso-width-percent:0;mso-height-percent:0;mso-wrap-distance-left:9pt;mso-wrap-distance-top:0;mso-wrap-distance-right:9pt;mso-wrap-distance-bottom:0;mso-position-horizontal:absolute;mso-position-horizontal-relative:text;mso-position-vertical:absolute;mso-position-vertical-relative:text;mso-width-percent:0;mso-height-percent:0;mso-width-relative:page;mso-height-relative:page;v-text-anchor:top" o:gfxdata="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" filled="f" stroked="f" strokeweight="1pt">
+            <v:rect w14:anchorId="46192848" id="Rectangle 79" o:spid="_x0000_s1043" style="position:absolute;left:0;text-align:left;margin-left:174.1pt;margin-top:-46.2pt;width:190.05pt;height:65.1pt;z-index:251658275;visibility:visible;mso-wrap-style:square;mso-width-percent:0;mso-height-percent:0;mso-wrap-distance-left:9pt;mso-wrap-distance-top:0;mso-wrap-distance-right:9pt;mso-wrap-distance-bottom:0;mso-position-horizontal:absolute;mso-position-horizontal-relative:text;mso-position-vertical:absolute;mso-position-vertical-relative:text;mso-width-percent:0;mso-height-percent:0;mso-width-relative:page;mso-height-relative:page;v-text-anchor:top" o:gfxdata="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" filled="f" stroked="f" strokeweight="1pt">
               <v:textbox inset="1pt,1pt,1pt,1pt">
                 <w:txbxContent>
                   <w:p>
@@ -5858,7 +5867,7 @@
               <wp:extent cx="509905" cy="182245"/>
               <wp:effectExtent l="0" t="0" r="0" b="0"/>
               <wp:wrapNone/>
-              <wp:docPr id="32" name="Rectangle 80"/>
+              <wp:docPr id="31" name="Rectangle 80"/>
               <wp:cNvGraphicFramePr>
                 <a:graphicFrameLocks xmlns:a="http://schemas.openxmlformats.org/drawingml/2006/main"/>
               </wp:cNvGraphicFramePr>
@@ -5929,7 +5938,7 @@
         </mc:Choice>
         <mc:Fallback>
           <w:pict>
-            <v:rect w14:anchorId="4E2B3C08" id="Rectangle 80" o:spid="_x0000_s1044" style="position:absolute;left:0;text-align:left;margin-left:366.45pt;margin-top:-35.1pt;width:40.15pt;height:14.35pt;z-index:251658276;visibility:visible;mso-wrap-style:square;mso-width-percent:0;mso-height-percent:0;mso-wrap-distance-left:9pt;mso-wrap-distance-top:0;mso-wrap-distance-right:9pt;mso-wrap-distance-bottom:0;mso-position-horizontal:absolute;mso-position-horizontal-relative:text;mso-position-vertical:absolute;mso-position-vertical-relative:text;mso-width-percent:0;mso-height-percent:0;mso-width-relative:page;mso-height-relative:page;v-text-anchor:top" o:gfxdata="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" filled="f" stroked="f" strokeweight="1pt">
+            <v:rect w14:anchorId="4E2B3C08" id="Rectangle 80" o:spid="_x0000_s1044" style="position:absolute;left:0;text-align:left;margin-left:366.45pt;margin-top:-35.1pt;width:40.15pt;height:14.35pt;z-index:251658276;visibility:visible;mso-wrap-style:square;mso-width-percent:0;mso-height-percent:0;mso-wrap-distance-left:9pt;mso-wrap-distance-top:0;mso-wrap-distance-right:9pt;mso-wrap-distance-bottom:0;mso-position-horizontal:absolute;mso-position-horizontal-relative:text;mso-position-vertical:absolute;mso-position-vertical-relative:text;mso-width-percent:0;mso-height-percent:0;mso-width-relative:page;mso-height-relative:page;v-text-anchor:top" o:gfxdata="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" filled="f" stroked="f" strokeweight="1pt">
               <v:textbox inset="1pt,1pt,1pt,1pt">
                 <w:txbxContent>
                   <w:p>
@@ -5965,7 +5974,7 @@
               <wp:extent cx="616585" cy="182880"/>
               <wp:effectExtent l="0" t="0" r="0" b="0"/>
               <wp:wrapNone/>
-              <wp:docPr id="33" name="Rectangle 81"/>
+              <wp:docPr id="32" name="Rectangle 81"/>
               <wp:cNvGraphicFramePr>
                 <a:graphicFrameLocks xmlns:a="http://schemas.openxmlformats.org/drawingml/2006/main"/>
               </wp:cNvGraphicFramePr>
@@ -6046,7 +6055,7 @@
         </mc:Choice>
         <mc:Fallback>
           <w:pict>
-            <v:rect w14:anchorId="6BAACBA1" id="Rectangle 81" o:spid="_x0000_s1045" style="position:absolute;left:0;text-align:left;margin-left:456.75pt;margin-top:-52.2pt;width:48.55pt;height:14.4pt;z-index:251658277;visibility:visible;mso-wrap-style:square;mso-width-percent:0;mso-height-percent:0;mso-wrap-distance-left:9pt;mso-wrap-distance-top:0;mso-wrap-distance-right:9pt;mso-wrap-distance-bottom:0;mso-position-horizontal:absolute;mso-position-horizontal-relative:text;mso-position-vertical:absolute;mso-position-vertical-relative:text;mso-width-percent:0;mso-height-percent:0;mso-width-relative:page;mso-height-relative:page;v-text-anchor:top" o:gfxdata="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" filled="f" stroked="f" strokeweight="1pt">
+            <v:rect w14:anchorId="6BAACBA1" id="Rectangle 81" o:spid="_x0000_s1045" style="position:absolute;left:0;text-align:left;margin-left:456.75pt;margin-top:-52.2pt;width:48.55pt;height:14.4pt;z-index:251658277;visibility:visible;mso-wrap-style:square;mso-width-percent:0;mso-height-percent:0;mso-wrap-distance-left:9pt;mso-wrap-distance-top:0;mso-wrap-distance-right:9pt;mso-wrap-distance-bottom:0;mso-position-horizontal:absolute;mso-position-horizontal-relative:text;mso-position-vertical:absolute;mso-position-vertical-relative:text;mso-width-percent:0;mso-height-percent:0;mso-width-relative:page;mso-height-relative:page;v-text-anchor:top" o:gfxdata="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" filled="f" stroked="f" strokeweight="1pt">
               <v:textbox inset="1pt,1pt,1pt,1pt">
                 <w:txbxContent>
                   <w:p>
@@ -6092,7 +6101,7 @@
               <wp:extent cx="509905" cy="182880"/>
               <wp:effectExtent l="0" t="0" r="0" b="0"/>
               <wp:wrapNone/>
-              <wp:docPr id="35" name="Rectangle 82"/>
+              <wp:docPr id="33" name="Rectangle 82"/>
               <wp:cNvGraphicFramePr>
                 <a:graphicFrameLocks xmlns:a="http://schemas.openxmlformats.org/drawingml/2006/main"/>
               </wp:cNvGraphicFramePr>
@@ -6173,7 +6182,7 @@
         </mc:Choice>
         <mc:Fallback>
           <w:pict>
-            <v:rect w14:anchorId="1252DFB2" id="Rectangle 82" o:spid="_x0000_s1046" style="position:absolute;left:0;text-align:left;margin-left:413.65pt;margin-top:-52.2pt;width:40.15pt;height:14.4pt;z-index:251658278;visibility:visible;mso-wrap-style:square;mso-width-percent:0;mso-height-percent:0;mso-wrap-distance-left:9pt;mso-wrap-distance-top:0;mso-wrap-distance-right:9pt;mso-wrap-distance-bottom:0;mso-position-horizontal:absolute;mso-position-horizontal-relative:text;mso-position-vertical:absolute;mso-position-vertical-relative:text;mso-width-percent:0;mso-height-percent:0;mso-width-relative:page;mso-height-relative:page;v-text-anchor:top" o:gfxdata="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" filled="f" stroked="f" strokeweight="1pt">
+            <v:rect w14:anchorId="1252DFB2" id="Rectangle 82" o:spid="_x0000_s1046" style="position:absolute;left:0;text-align:left;margin-left:413.65pt;margin-top:-52.2pt;width:40.15pt;height:14.4pt;z-index:251658278;visibility:visible;mso-wrap-style:square;mso-width-percent:0;mso-height-percent:0;mso-wrap-distance-left:9pt;mso-wrap-distance-top:0;mso-wrap-distance-right:9pt;mso-wrap-distance-bottom:0;mso-position-horizontal:absolute;mso-position-horizontal-relative:text;mso-position-vertical:absolute;mso-position-vertical-relative:text;mso-width-percent:0;mso-height-percent:0;mso-width-relative:page;mso-height-relative:page;v-text-anchor:top" o:gfxdata="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" filled="f" stroked="f" strokeweight="1pt">
               <v:textbox inset="1pt,1pt,1pt,1pt">
                 <w:txbxContent>
                   <w:p>
@@ -6219,7 +6228,7 @@
               <wp:extent cx="509905" cy="182880"/>
               <wp:effectExtent l="0" t="0" r="0" b="0"/>
               <wp:wrapNone/>
-              <wp:docPr id="36" name="Rectangle 83"/>
+              <wp:docPr id="35" name="Rectangle 83"/>
               <wp:cNvGraphicFramePr>
                 <a:graphicFrameLocks xmlns:a="http://schemas.openxmlformats.org/drawingml/2006/main"/>
               </wp:cNvGraphicFramePr>
@@ -6305,7 +6314,7 @@
         </mc:Choice>
         <mc:Fallback>
           <w:pict>
-            <v:rect w14:anchorId="105C5B0D" id="Rectangle 83" o:spid="_x0000_s1047" style="position:absolute;left:0;text-align:left;margin-left:368.1pt;margin-top:-52.1pt;width:40.15pt;height:14.4pt;z-index:251658279;visibility:visible;mso-wrap-style:square;mso-width-percent:0;mso-height-percent:0;mso-wrap-distance-left:9pt;mso-wrap-distance-top:0;mso-wrap-distance-right:9pt;mso-wrap-distance-bottom:0;mso-position-horizontal:absolute;mso-position-horizontal-relative:text;mso-position-vertical:absolute;mso-position-vertical-relative:text;mso-width-percent:0;mso-height-percent:0;mso-width-relative:page;mso-height-relative:page;v-text-anchor:top" o:gfxdata="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" filled="f" stroked="f" strokeweight="1pt">
+            <v:rect w14:anchorId="105C5B0D" id="Rectangle 83" o:spid="_x0000_s1047" style="position:absolute;left:0;text-align:left;margin-left:368.1pt;margin-top:-52.1pt;width:40.15pt;height:14.4pt;z-index:251658279;visibility:visible;mso-wrap-style:square;mso-width-percent:0;mso-height-percent:0;mso-wrap-distance-left:9pt;mso-wrap-distance-top:0;mso-wrap-distance-right:9pt;mso-wrap-distance-bottom:0;mso-position-horizontal:absolute;mso-position-horizontal-relative:text;mso-position-vertical:absolute;mso-position-vertical-relative:text;mso-width-percent:0;mso-height-percent:0;mso-width-relative:page;mso-height-relative:page;v-text-anchor:top" o:gfxdata="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" filled="f" stroked="f" strokeweight="1pt">
               <v:textbox inset="1pt,1pt,1pt,1pt">
                 <w:txbxContent>
                   <w:p>
@@ -6356,7 +6365,7 @@
               <wp:extent cx="640715" cy="196850"/>
               <wp:effectExtent l="0" t="0" r="0" b="0"/>
               <wp:wrapNone/>
-              <wp:docPr id="39" name="Rectangle 85"/>
+              <wp:docPr id="36" name="Rectangle 85"/>
               <wp:cNvGraphicFramePr>
                 <a:graphicFrameLocks xmlns:a="http://schemas.openxmlformats.org/drawingml/2006/main"/>
               </wp:cNvGraphicFramePr>
@@ -6437,7 +6446,7 @@
         </mc:Choice>
         <mc:Fallback>
           <w:pict>
-            <v:rect w14:anchorId="421DBBB8" id="Rectangle 85" o:spid="_x0000_s1048" style="position:absolute;left:0;text-align:left;margin-left:-13.55pt;margin-top:-39.05pt;width:50.45pt;height:15.5pt;z-index:251658281;visibility:visible;mso-wrap-style:square;mso-width-percent:0;mso-height-percent:0;mso-wrap-distance-left:9pt;mso-wrap-distance-top:0;mso-wrap-distance-right:9pt;mso-wrap-distance-bottom:0;mso-position-horizontal:absolute;mso-position-horizontal-relative:text;mso-position-vertical:absolute;mso-position-vertical-relative:text;mso-width-percent:0;mso-height-percent:0;mso-width-relative:page;mso-height-relative:page;v-text-anchor:top" o:gfxdata="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" filled="f" stroked="f" strokeweight="1pt">
+            <v:rect w14:anchorId="421DBBB8" id="Rectangle 85" o:spid="_x0000_s1048" style="position:absolute;left:0;text-align:left;margin-left:-13.55pt;margin-top:-39.05pt;width:50.45pt;height:15.5pt;z-index:251658281;visibility:visible;mso-wrap-style:square;mso-width-percent:0;mso-height-percent:0;mso-wrap-distance-left:9pt;mso-wrap-distance-top:0;mso-wrap-distance-right:9pt;mso-wrap-distance-bottom:0;mso-position-horizontal:absolute;mso-position-horizontal-relative:text;mso-position-vertical:absolute;mso-position-vertical-relative:text;mso-width-percent:0;mso-height-percent:0;mso-width-relative:page;mso-height-relative:page;v-text-anchor:top" o:gfxdata="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" filled="f" stroked="f" strokeweight="1pt">
               <v:textbox inset="1pt,1pt,1pt,1pt">
                 <w:txbxContent>
                   <w:p>
@@ -6483,7 +6492,7 @@
               <wp:extent cx="601345" cy="197485"/>
               <wp:effectExtent l="0" t="0" r="0" b="0"/>
               <wp:wrapNone/>
-              <wp:docPr id="40" name="Rectangle 86"/>
+              <wp:docPr id="39" name="Rectangle 86"/>
               <wp:cNvGraphicFramePr>
                 <a:graphicFrameLocks xmlns:a="http://schemas.openxmlformats.org/drawingml/2006/main"/>
               </wp:cNvGraphicFramePr>
@@ -6574,7 +6583,7 @@
         </mc:Choice>
         <mc:Fallback>
           <w:pict>
-            <v:rect w14:anchorId="09B74BF4" id="Rectangle 86" o:spid="_x0000_s1049" style="position:absolute;left:0;text-align:left;margin-left:-13.55pt;margin-top:-53.65pt;width:47.35pt;height:15.55pt;z-index:251658282;visibility:visible;mso-wrap-style:square;mso-width-percent:0;mso-height-percent:0;mso-wrap-distance-left:9pt;mso-wrap-distance-top:0;mso-wrap-distance-right:9pt;mso-wrap-distance-bottom:0;mso-position-horizontal:absolute;mso-position-horizontal-relative:text;mso-position-vertical:absolute;mso-position-vertical-relative:text;mso-width-percent:0;mso-height-percent:0;mso-width-relative:page;mso-height-relative:page;v-text-anchor:top" o:gfxdata="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" filled="f" stroked="f" strokeweight="1pt">
+            <v:rect w14:anchorId="09B74BF4" id="Rectangle 86" o:spid="_x0000_s1049" style="position:absolute;left:0;text-align:left;margin-left:-13.55pt;margin-top:-53.65pt;width:47.35pt;height:15.55pt;z-index:251658282;visibility:visible;mso-wrap-style:square;mso-width-percent:0;mso-height-percent:0;mso-wrap-distance-left:9pt;mso-wrap-distance-top:0;mso-wrap-distance-right:9pt;mso-wrap-distance-bottom:0;mso-position-horizontal:absolute;mso-position-horizontal-relative:text;mso-position-vertical:absolute;mso-position-vertical-relative:text;mso-width-percent:0;mso-height-percent:0;mso-width-relative:page;mso-height-relative:page;v-text-anchor:top" o:gfxdata="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" filled="f" stroked="f" strokeweight="1pt">
               <v:textbox inset="1pt,1pt,1pt,1pt">
                 <w:txbxContent>
                   <w:p>
@@ -6630,7 +6639,7 @@
               <wp:extent cx="398145" cy="202565"/>
               <wp:effectExtent l="0" t="0" r="0" b="0"/>
               <wp:wrapNone/>
-              <wp:docPr id="41" name="Rectangle 89"/>
+              <wp:docPr id="40" name="Rectangle 89"/>
               <wp:cNvGraphicFramePr>
                 <a:graphicFrameLocks xmlns:a="http://schemas.openxmlformats.org/drawingml/2006/main"/>
               </wp:cNvGraphicFramePr>
@@ -6721,7 +6730,7 @@
         </mc:Choice>
         <mc:Fallback>
           <w:pict>
-            <v:rect w14:anchorId="57E97567" id="Rectangle 89" o:spid="_x0000_s1050" style="position:absolute;left:0;text-align:left;margin-left:144.4pt;margin-top:-67.7pt;width:31.35pt;height:15.95pt;z-index:251658285;visibility:visible;mso-wrap-style:square;mso-width-percent:0;mso-height-percent:0;mso-wrap-distance-left:9pt;mso-wrap-distance-top:0;mso-wrap-distance-right:9pt;mso-wrap-distance-bottom:0;mso-position-horizontal:absolute;mso-position-horizontal-relative:text;mso-position-vertical:absolute;mso-position-vertical-relative:text;mso-width-percent:0;mso-height-percent:0;mso-width-relative:page;mso-height-relative:page;v-text-anchor:top" o:gfxdata="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" filled="f" stroked="f" strokeweight="1pt">
+            <v:rect w14:anchorId="57E97567" id="Rectangle 89" o:spid="_x0000_s1050" style="position:absolute;left:0;text-align:left;margin-left:144.4pt;margin-top:-67.7pt;width:31.35pt;height:15.95pt;z-index:251658285;visibility:visible;mso-wrap-style:square;mso-width-percent:0;mso-height-percent:0;mso-wrap-distance-left:9pt;mso-wrap-distance-top:0;mso-wrap-distance-right:9pt;mso-wrap-distance-bottom:0;mso-position-horizontal:absolute;mso-position-horizontal-relative:text;mso-position-vertical:absolute;mso-position-vertical-relative:text;mso-width-percent:0;mso-height-percent:0;mso-width-relative:page;mso-height-relative:page;v-text-anchor:top" o:gfxdata="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" filled="f" stroked="f" strokeweight="1pt">
               <v:textbox inset="1pt,1pt,1pt,1pt">
                 <w:txbxContent>
                   <w:p>
@@ -6777,7 +6786,7 @@
               <wp:extent cx="366395" cy="183515"/>
               <wp:effectExtent l="0" t="0" r="0" b="0"/>
               <wp:wrapNone/>
-              <wp:docPr id="42" name="Rectangle 90"/>
+              <wp:docPr id="41" name="Rectangle 90"/>
               <wp:cNvGraphicFramePr>
                 <a:graphicFrameLocks xmlns:a="http://schemas.openxmlformats.org/drawingml/2006/main"/>
               </wp:cNvGraphicFramePr>
@@ -6873,7 +6882,7 @@
         </mc:Choice>
         <mc:Fallback>
           <w:pict>
-            <v:rect w14:anchorId="3249DF3D" id="Rectangle 90" o:spid="_x0000_s1051" style="position:absolute;left:0;text-align:left;margin-left:103.05pt;margin-top:-67.7pt;width:28.85pt;height:14.45pt;z-index:251658286;visibility:visible;mso-wrap-style:square;mso-width-percent:0;mso-height-percent:0;mso-wrap-distance-left:9pt;mso-wrap-distance-top:0;mso-wrap-distance-right:9pt;mso-wrap-distance-bottom:0;mso-position-horizontal:absolute;mso-position-horizontal-relative:text;mso-position-vertical:absolute;mso-position-vertical-relative:text;mso-width-percent:0;mso-height-percent:0;mso-width-relative:page;mso-height-relative:page;v-text-anchor:top" o:gfxdata="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" filled="f" stroked="f" strokeweight="1pt">
+            <v:rect w14:anchorId="3249DF3D" id="Rectangle 90" o:spid="_x0000_s1051" style="position:absolute;left:0;text-align:left;margin-left:103.05pt;margin-top:-67.7pt;width:28.85pt;height:14.45pt;z-index:251658286;visibility:visible;mso-wrap-style:square;mso-width-percent:0;mso-height-percent:0;mso-wrap-distance-left:9pt;mso-wrap-distance-top:0;mso-wrap-distance-right:9pt;mso-wrap-distance-bottom:0;mso-position-horizontal:absolute;mso-position-horizontal-relative:text;mso-position-vertical:absolute;mso-position-vertical-relative:text;mso-width-percent:0;mso-height-percent:0;mso-width-relative:page;mso-height-relative:page;v-text-anchor:top" o:gfxdata="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" filled="f" stroked="f" strokeweight="1pt">
               <v:textbox inset="1pt,1pt,1pt,1pt">
                 <w:txbxContent>
                   <w:p>
@@ -6934,7 +6943,7 @@
               <wp:extent cx="405765" cy="184150"/>
               <wp:effectExtent l="0" t="0" r="0" b="0"/>
               <wp:wrapNone/>
-              <wp:docPr id="43" name="Rectangle 91"/>
+              <wp:docPr id="42" name="Rectangle 91"/>
               <wp:cNvGraphicFramePr>
                 <a:graphicFrameLocks xmlns:a="http://schemas.openxmlformats.org/drawingml/2006/main"/>
               </wp:cNvGraphicFramePr>
@@ -7015,7 +7024,7 @@
         </mc:Choice>
         <mc:Fallback>
           <w:pict>
-            <v:rect w14:anchorId="5705F370" id="Rectangle 91" o:spid="_x0000_s1052" style="position:absolute;left:0;text-align:left;margin-left:8.45pt;margin-top:-67.8pt;width:31.95pt;height:14.5pt;z-index:251658287;visibility:visible;mso-wrap-style:square;mso-width-percent:0;mso-height-percent:0;mso-wrap-distance-left:9pt;mso-wrap-distance-top:0;mso-wrap-distance-right:9pt;mso-wrap-distance-bottom:0;mso-position-horizontal:absolute;mso-position-horizontal-relative:text;mso-position-vertical:absolute;mso-position-vertical-relative:text;mso-width-percent:0;mso-height-percent:0;mso-width-relative:page;mso-height-relative:page;v-text-anchor:top" o:gfxdata="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" filled="f" stroked="f" strokeweight="1pt">
+            <v:rect w14:anchorId="5705F370" id="Rectangle 91" o:spid="_x0000_s1052" style="position:absolute;left:0;text-align:left;margin-left:8.45pt;margin-top:-67.8pt;width:31.95pt;height:14.5pt;z-index:251658287;visibility:visible;mso-wrap-style:square;mso-width-percent:0;mso-height-percent:0;mso-wrap-distance-left:9pt;mso-wrap-distance-top:0;mso-wrap-distance-right:9pt;mso-wrap-distance-bottom:0;mso-position-horizontal:absolute;mso-position-horizontal-relative:text;mso-position-vertical:absolute;mso-position-vertical-relative:text;mso-width-percent:0;mso-height-percent:0;mso-width-relative:page;mso-height-relative:page;v-text-anchor:top" o:gfxdata="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" filled="f" stroked="f" strokeweight="1pt">
               <v:textbox inset="1pt,1pt,1pt,1pt">
                 <w:txbxContent>
                   <w:p>
@@ -7061,7 +7070,7 @@
               <wp:extent cx="274955" cy="184150"/>
               <wp:effectExtent l="0" t="0" r="0" b="0"/>
               <wp:wrapNone/>
-              <wp:docPr id="44" name="Rectangle 92"/>
+              <wp:docPr id="43" name="Rectangle 92"/>
               <wp:cNvGraphicFramePr>
                 <a:graphicFrameLocks xmlns:a="http://schemas.openxmlformats.org/drawingml/2006/main"/>
               </wp:cNvGraphicFramePr>
@@ -7144,7 +7153,7 @@
         </mc:Choice>
         <mc:Fallback>
           <w:pict>
-            <v:rect w14:anchorId="1A58E615" id="Rectangle 92" o:spid="_x0000_s1053" style="position:absolute;left:0;text-align:left;margin-left:-14.35pt;margin-top:-67.8pt;width:21.65pt;height:14.5pt;z-index:251658288;visibility:visible;mso-wrap-style:square;mso-width-percent:0;mso-height-percent:0;mso-wrap-distance-left:9pt;mso-wrap-distance-top:0;mso-wrap-distance-right:9pt;mso-wrap-distance-bottom:0;mso-position-horizontal:absolute;mso-position-horizontal-relative:text;mso-position-vertical:absolute;mso-position-vertical-relative:text;mso-width-percent:0;mso-height-percent:0;mso-width-relative:page;mso-height-relative:page;v-text-anchor:top" o:gfxdata="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" filled="f" stroked="f" strokeweight="1pt">
+            <v:rect w14:anchorId="1A58E615" id="Rectangle 92" o:spid="_x0000_s1053" style="position:absolute;left:0;text-align:left;margin-left:-14.35pt;margin-top:-67.8pt;width:21.65pt;height:14.5pt;z-index:251658288;visibility:visible;mso-wrap-style:square;mso-width-percent:0;mso-height-percent:0;mso-wrap-distance-left:9pt;mso-wrap-distance-top:0;mso-wrap-distance-right:9pt;mso-wrap-distance-bottom:0;mso-position-horizontal:absolute;mso-position-horizontal-relative:text;mso-position-vertical:absolute;mso-position-vertical-relative:text;mso-width-percent:0;mso-height-percent:0;mso-width-relative:page;mso-height-relative:page;v-text-anchor:top" o:gfxdata="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" filled="f" stroked="f" strokeweight="1pt">
               <v:textbox inset="1pt,1pt,1pt,1pt">
                 <w:txbxContent>
                   <w:p>
@@ -7192,7 +7201,7 @@
               <wp:extent cx="4085590" cy="459105"/>
               <wp:effectExtent l="0" t="0" r="0" b="0"/>
               <wp:wrapNone/>
-              <wp:docPr id="45" name="Text Box 93"/>
+              <wp:docPr id="44" name="Text Box 93"/>
               <wp:cNvGraphicFramePr>
                 <a:graphicFrameLocks xmlns:a="http://schemas.openxmlformats.org/drawingml/2006/main"/>
               </wp:cNvGraphicFramePr>
@@ -7367,7 +7376,7 @@
               <v:stroke joinstyle="miter"/>
               <v:path gradientshapeok="t" o:connecttype="rect"/>
             </v:shapetype>
-            <v:shape id="Text Box 93" o:spid="_x0000_s1054" type="#_x0000_t202" style="position:absolute;left:0;text-align:left;margin-left:175.75pt;margin-top:-91.35pt;width:321.7pt;height:36.15pt;z-index:251658289;visibility:visible;mso-wrap-style:square;mso-width-percent:0;mso-height-percent:0;mso-wrap-distance-left:9pt;mso-wrap-distance-top:0;mso-wrap-distance-right:9pt;mso-wrap-distance-bottom:0;mso-position-horizontal:absolute;mso-position-horizontal-relative:text;mso-position-vertical:absolute;mso-position-vertical-relative:text;mso-width-percent:0;mso-height-percent:0;mso-width-relative:page;mso-height-relative:page;v-text-anchor:top" o:gfxdata="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" filled="f" stroked="f">
+            <v:shape id="Text Box 93" o:spid="_x0000_s1054" type="#_x0000_t202" style="position:absolute;left:0;text-align:left;margin-left:175.75pt;margin-top:-91.35pt;width:321.7pt;height:36.15pt;z-index:251658289;visibility:visible;mso-wrap-style:square;mso-width-percent:0;mso-height-percent:0;mso-wrap-distance-left:9pt;mso-wrap-distance-top:0;mso-wrap-distance-right:9pt;mso-wrap-distance-bottom:0;mso-position-horizontal:absolute;mso-position-horizontal-relative:text;mso-position-vertical:absolute;mso-position-vertical-relative:text;mso-width-percent:0;mso-height-percent:0;mso-width-relative:page;mso-height-relative:page;v-text-anchor:top" o:gfxdata="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" filled="f" stroked="f">
               <v:textbox>
                 <w:txbxContent>
                   <w:p>
@@ -7503,7 +7512,7 @@
               <wp:extent cx="400050" cy="258445"/>
               <wp:effectExtent l="0" t="0" r="0" b="0"/>
               <wp:wrapNone/>
-              <wp:docPr id="47" name="Text Box 94"/>
+              <wp:docPr id="45" name="Text Box 94"/>
               <wp:cNvGraphicFramePr>
                 <a:graphicFrameLocks xmlns:a="http://schemas.openxmlformats.org/drawingml/2006/main"/>
               </wp:cNvGraphicFramePr>
@@ -7583,7 +7592,7 @@
         </mc:Choice>
         <mc:Fallback>
           <w:pict>
-            <v:shape w14:anchorId="381E8BE6" id="Text Box 94" o:spid="_x0000_s1055" type="#_x0000_t202" style="position:absolute;left:0;text-align:left;margin-left:419.45pt;margin-top:-38.8pt;width:31.5pt;height:20.35pt;z-index:251658290;visibility:visible;mso-wrap-style:square;mso-width-percent:0;mso-height-percent:0;mso-wrap-distance-left:9pt;mso-wrap-distance-top:0;mso-wrap-distance-right:9pt;mso-wrap-distance-bottom:0;mso-position-horizontal:absolute;mso-position-horizontal-relative:text;mso-position-vertical:absolute;mso-position-vertical-relative:text;mso-width-percent:0;mso-height-percent:0;mso-width-relative:page;mso-height-relative:page;v-text-anchor:top" o:gfxdata="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" filled="f" stroked="f">
+            <v:shape w14:anchorId="381E8BE6" id="Text Box 94" o:spid="_x0000_s1055" type="#_x0000_t202" style="position:absolute;left:0;text-align:left;margin-left:419.45pt;margin-top:-38.8pt;width:31.5pt;height:20.35pt;z-index:251658290;visibility:visible;mso-wrap-style:square;mso-width-percent:0;mso-height-percent:0;mso-wrap-distance-left:9pt;mso-wrap-distance-top:0;mso-wrap-distance-right:9pt;mso-wrap-distance-bottom:0;mso-position-horizontal:absolute;mso-position-horizontal-relative:text;mso-position-vertical:absolute;mso-position-vertical-relative:text;mso-width-percent:0;mso-height-percent:0;mso-width-relative:page;mso-height-relative:page;v-text-anchor:top" o:gfxdata="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" filled="f" stroked="f">
               <v:textbox>
                 <w:txbxContent>
                   <w:p>
@@ -7628,7 +7637,7 @@
               <wp:extent cx="400050" cy="258445"/>
               <wp:effectExtent l="0" t="0" r="0" b="0"/>
               <wp:wrapNone/>
-              <wp:docPr id="48" name="Text Box 95"/>
+              <wp:docPr id="47" name="Text Box 95"/>
               <wp:cNvGraphicFramePr>
                 <a:graphicFrameLocks xmlns:a="http://schemas.openxmlformats.org/drawingml/2006/main"/>
               </wp:cNvGraphicFramePr>
@@ -7714,7 +7723,7 @@
         </mc:Choice>
         <mc:Fallback>
           <w:pict>
-            <v:shape w14:anchorId="06E9D9EA" id="Text Box 95" o:spid="_x0000_s1056" type="#_x0000_t202" style="position:absolute;left:0;text-align:left;margin-left:467pt;margin-top:-38.6pt;width:31.5pt;height:20.35pt;z-index:251658291;visibility:visible;mso-wrap-style:square;mso-width-percent:0;mso-height-percent:0;mso-wrap-distance-left:9pt;mso-wrap-distance-top:0;mso-wrap-distance-right:9pt;mso-wrap-distance-bottom:0;mso-position-horizontal:absolute;mso-position-horizontal-relative:text;mso-position-vertical:absolute;mso-position-vertical-relative:text;mso-width-percent:0;mso-height-percent:0;mso-width-relative:page;mso-height-relative:page;v-text-anchor:top" o:gfxdata="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" filled="f" stroked="f">
+            <v:shape w14:anchorId="06E9D9EA" id="Text Box 95" o:spid="_x0000_s1056" type="#_x0000_t202" style="position:absolute;left:0;text-align:left;margin-left:467pt;margin-top:-38.6pt;width:31.5pt;height:20.35pt;z-index:251658291;visibility:visible;mso-wrap-style:square;mso-width-percent:0;mso-height-percent:0;mso-wrap-distance-left:9pt;mso-wrap-distance-top:0;mso-wrap-distance-right:9pt;mso-wrap-distance-bottom:0;mso-position-horizontal:absolute;mso-position-horizontal-relative:text;mso-position-vertical:absolute;mso-position-vertical-relative:text;mso-width-percent:0;mso-height-percent:0;mso-width-relative:page;mso-height-relative:page;v-text-anchor:top" o:gfxdata="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" filled="f" stroked="f">
               <v:textbox>
                 <w:txbxContent>
                   <w:p>
@@ -7765,7 +7774,7 @@
               <wp:extent cx="2381885" cy="0"/>
               <wp:effectExtent l="0" t="0" r="0" b="0"/>
               <wp:wrapNone/>
-              <wp:docPr id="49" name="Line 97"/>
+              <wp:docPr id="48" name="Line 97"/>
               <wp:cNvGraphicFramePr>
                 <a:graphicFrameLocks xmlns:a="http://schemas.openxmlformats.org/drawingml/2006/main"/>
               </wp:cNvGraphicFramePr>
@@ -7838,7 +7847,7 @@
               <wp:extent cx="6612255" cy="0"/>
               <wp:effectExtent l="0" t="0" r="0" b="0"/>
               <wp:wrapNone/>
-              <wp:docPr id="50" name="Line 98"/>
+              <wp:docPr id="49" name="Line 98"/>
               <wp:cNvGraphicFramePr>
                 <a:graphicFrameLocks xmlns:a="http://schemas.openxmlformats.org/drawingml/2006/main"/>
               </wp:cNvGraphicFramePr>
@@ -7911,7 +7920,7 @@
               <wp:extent cx="752475" cy="277495"/>
               <wp:effectExtent l="0" t="0" r="0" b="0"/>
               <wp:wrapNone/>
-              <wp:docPr id="51" name="Text Box 99"/>
+              <wp:docPr id="50" name="Text Box 99"/>
               <wp:cNvGraphicFramePr>
                 <a:graphicFrameLocks xmlns:a="http://schemas.openxmlformats.org/drawingml/2006/main"/>
               </wp:cNvGraphicFramePr>
@@ -8016,7 +8025,7 @@
         </mc:Choice>
         <mc:Fallback>
           <w:pict>
-            <v:shape w14:anchorId="45A7FF53" id="Text Box 99" o:spid="_x0000_s1057" type="#_x0000_t202" style="position:absolute;left:0;text-align:left;margin-left:-19.7pt;margin-top:-12.6pt;width:59.25pt;height:21.85pt;z-index:251658294;visibility:visible;mso-wrap-style:square;mso-width-percent:0;mso-height-percent:0;mso-wrap-distance-left:9pt;mso-wrap-distance-top:0;mso-wrap-distance-right:9pt;mso-wrap-distance-bottom:0;mso-position-horizontal:absolute;mso-position-horizontal-relative:text;mso-position-vertical:absolute;mso-position-vertical-relative:text;mso-width-percent:0;mso-height-percent:0;mso-width-relative:page;mso-height-relative:page;v-text-anchor:top" o:gfxdata="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" filled="f" stroked="f">
+            <v:shape w14:anchorId="45A7FF53" id="Text Box 99" o:spid="_x0000_s1057" type="#_x0000_t202" style="position:absolute;left:0;text-align:left;margin-left:-19.7pt;margin-top:-12.6pt;width:59.25pt;height:21.85pt;z-index:251658294;visibility:visible;mso-wrap-style:square;mso-width-percent:0;mso-height-percent:0;mso-wrap-distance-left:9pt;mso-wrap-distance-top:0;mso-wrap-distance-right:9pt;mso-wrap-distance-bottom:0;mso-position-horizontal:absolute;mso-position-horizontal-relative:text;mso-position-vertical:absolute;mso-position-vertical-relative:text;mso-width-percent:0;mso-height-percent:0;mso-width-relative:page;mso-height-relative:page;v-text-anchor:top" o:gfxdata="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" filled="f" stroked="f">
               <v:textbox>
                 <w:txbxContent>
                   <w:p>
@@ -8086,7 +8095,7 @@
               <wp:extent cx="283845" cy="264160"/>
               <wp:effectExtent l="0" t="0" r="0" b="0"/>
               <wp:wrapNone/>
-              <wp:docPr id="52" name="Text Box 100"/>
+              <wp:docPr id="51" name="Text Box 100"/>
               <wp:cNvGraphicFramePr>
                 <a:graphicFrameLocks xmlns:a="http://schemas.openxmlformats.org/drawingml/2006/main"/>
               </wp:cNvGraphicFramePr>
@@ -8157,7 +8166,7 @@
         </mc:Choice>
         <mc:Fallback>
           <w:pict>
-            <v:shape w14:anchorId="58FAEC04" id="Text Box 100" o:spid="_x0000_s1058" type="#_x0000_t202" style="position:absolute;left:0;text-align:left;margin-left:362.35pt;margin-top:-39.05pt;width:22.35pt;height:20.8pt;z-index:251658295;visibility:visible;mso-wrap-style:square;mso-width-percent:0;mso-height-percent:0;mso-wrap-distance-left:9pt;mso-wrap-distance-top:0;mso-wrap-distance-right:9pt;mso-wrap-distance-bottom:0;mso-position-horizontal:absolute;mso-position-horizontal-relative:text;mso-position-vertical:absolute;mso-position-vertical-relative:text;mso-width-percent:0;mso-height-percent:0;mso-width-relative:page;mso-height-relative:page;v-text-anchor:top" o:gfxdata="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" filled="f" stroked="f">
+            <v:shape w14:anchorId="58FAEC04" id="Text Box 100" o:spid="_x0000_s1058" type="#_x0000_t202" style="position:absolute;left:0;text-align:left;margin-left:362.35pt;margin-top:-39.05pt;width:22.35pt;height:20.8pt;z-index:251658295;visibility:visible;mso-wrap-style:square;mso-width-percent:0;mso-height-percent:0;mso-wrap-distance-left:9pt;mso-wrap-distance-top:0;mso-wrap-distance-right:9pt;mso-wrap-distance-bottom:0;mso-position-horizontal:absolute;mso-position-horizontal-relative:text;mso-position-vertical:absolute;mso-position-vertical-relative:text;mso-width-percent:0;mso-height-percent:0;mso-width-relative:page;mso-height-relative:page;v-text-anchor:top" o:gfxdata="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" filled="f" stroked="f">
               <v:textbox>
                 <w:txbxContent>
                   <w:p>
@@ -8193,7 +8202,7 @@
               <wp:extent cx="923290" cy="194945"/>
               <wp:effectExtent l="0" t="0" r="0" b="0"/>
               <wp:wrapNone/>
-              <wp:docPr id="53" name="Rectangle 101"/>
+              <wp:docPr id="52" name="Rectangle 101"/>
               <wp:cNvGraphicFramePr>
                 <a:graphicFrameLocks xmlns:a="http://schemas.openxmlformats.org/drawingml/2006/main"/>
               </wp:cNvGraphicFramePr>
@@ -8261,7 +8270,7 @@
         </mc:Choice>
         <mc:Fallback>
           <w:pict>
-            <v:rect w14:anchorId="2D3D3FA1" id="Rectangle 101" o:spid="_x0000_s1059" style="position:absolute;left:0;text-align:left;margin-left:36.35pt;margin-top:3.5pt;width:72.7pt;height:15.35pt;z-index:251658296;visibility:visible;mso-wrap-style:square;mso-width-percent:0;mso-height-percent:0;mso-wrap-distance-left:9pt;mso-wrap-distance-top:0;mso-wrap-distance-right:9pt;mso-wrap-distance-bottom:0;mso-position-horizontal:absolute;mso-position-horizontal-relative:text;mso-position-vertical:absolute;mso-position-vertical-relative:text;mso-width-percent:0;mso-height-percent:0;mso-width-relative:page;mso-height-relative:page;v-text-anchor:top" o:gfxdata="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" filled="f" stroked="f" strokeweight="1pt">
+            <v:rect w14:anchorId="2D3D3FA1" id="Rectangle 101" o:spid="_x0000_s1059" style="position:absolute;left:0;text-align:left;margin-left:36.35pt;margin-top:3.5pt;width:72.7pt;height:15.35pt;z-index:251658296;visibility:visible;mso-wrap-style:square;mso-width-percent:0;mso-height-percent:0;mso-wrap-distance-left:9pt;mso-wrap-distance-top:0;mso-wrap-distance-right:9pt;mso-wrap-distance-bottom:0;mso-position-horizontal:absolute;mso-position-horizontal-relative:text;mso-position-vertical:absolute;mso-position-vertical-relative:text;mso-width-percent:0;mso-height-percent:0;mso-width-relative:page;mso-height-relative:page;v-text-anchor:top" o:gfxdata="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" filled="f" stroked="f" strokeweight="1pt">
               <v:textbox inset="1pt,1pt,1pt,1pt">
                 <w:txbxContent>
                   <w:p>
@@ -8294,7 +8303,7 @@
               <wp:extent cx="752475" cy="277495"/>
               <wp:effectExtent l="0" t="0" r="0" b="0"/>
               <wp:wrapNone/>
-              <wp:docPr id="54" name="Text Box 56"/>
+              <wp:docPr id="53" name="Text Box 56"/>
               <wp:cNvGraphicFramePr>
                 <a:graphicFrameLocks xmlns:a="http://schemas.openxmlformats.org/drawingml/2006/main"/>
               </wp:cNvGraphicFramePr>
@@ -8379,7 +8388,7 @@
         </mc:Choice>
         <mc:Fallback>
           <w:pict>
-            <v:shape w14:anchorId="21BEC5BA" id="Text Box 56" o:spid="_x0000_s1060" type="#_x0000_t202" style="position:absolute;left:0;text-align:left;margin-left:-19.6pt;margin-top:.8pt;width:59.25pt;height:21.85pt;z-index:251658297;visibility:visible;mso-wrap-style:square;mso-width-percent:0;mso-height-percent:0;mso-wrap-distance-left:9pt;mso-wrap-distance-top:0;mso-wrap-distance-right:9pt;mso-wrap-distance-bottom:0;mso-position-horizontal:absolute;mso-position-horizontal-relative:text;mso-position-vertical:absolute;mso-position-vertical-relative:text;mso-width-percent:0;mso-height-percent:0;mso-width-relative:page;mso-height-relative:page;v-text-anchor:top" o:gfxdata="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" filled="f" stroked="f">
+            <v:shape w14:anchorId="21BEC5BA" id="Text Box 56" o:spid="_x0000_s1060" type="#_x0000_t202" style="position:absolute;left:0;text-align:left;margin-left:-19.6pt;margin-top:.8pt;width:59.25pt;height:21.85pt;z-index:251658297;visibility:visible;mso-wrap-style:square;mso-width-percent:0;mso-height-percent:0;mso-wrap-distance-left:9pt;mso-wrap-distance-top:0;mso-wrap-distance-right:9pt;mso-wrap-distance-bottom:0;mso-position-horizontal:absolute;mso-position-horizontal-relative:text;mso-position-vertical:absolute;mso-position-vertical-relative:text;mso-width-percent:0;mso-height-percent:0;mso-width-relative:page;mso-height-relative:page;v-text-anchor:top" o:gfxdata="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" filled="f" stroked="f">
               <v:textbox>
                 <w:txbxContent>
                   <w:p>
@@ -8429,7 +8438,7 @@
               <wp:extent cx="701040" cy="202565"/>
               <wp:effectExtent l="0" t="0" r="0" b="0"/>
               <wp:wrapNone/>
-              <wp:docPr id="62" name="Rectangle 102"/>
+              <wp:docPr id="54" name="Rectangle 102"/>
               <wp:cNvGraphicFramePr>
                 <a:graphicFrameLocks xmlns:a="http://schemas.openxmlformats.org/drawingml/2006/main"/>
               </wp:cNvGraphicFramePr>
@@ -8524,7 +8533,7 @@
         </mc:Choice>
         <mc:Fallback>
           <w:pict>
-            <v:rect w14:anchorId="2EB439ED" id="Rectangle 102" o:spid="_x0000_s1061" style="position:absolute;left:0;text-align:left;margin-left:37.9pt;margin-top:-68.2pt;width:55.2pt;height:15.95pt;z-index:251658298;visibility:visible;mso-wrap-style:square;mso-width-percent:0;mso-height-percent:0;mso-wrap-distance-left:9pt;mso-wrap-distance-top:0;mso-wrap-distance-right:9pt;mso-wrap-distance-bottom:0;mso-position-horizontal:absolute;mso-position-horizontal-relative:text;mso-position-vertical:absolute;mso-position-vertical-relative:text;mso-width-percent:0;mso-height-percent:0;mso-width-relative:page;mso-height-relative:page;v-text-anchor:top" o:gfxdata="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" filled="f" stroked="f" strokeweight="1pt">
+            <v:rect w14:anchorId="2EB439ED" id="Rectangle 102" o:spid="_x0000_s1061" style="position:absolute;left:0;text-align:left;margin-left:37.9pt;margin-top:-68.2pt;width:55.2pt;height:15.95pt;z-index:251658298;visibility:visible;mso-wrap-style:square;mso-width-percent:0;mso-height-percent:0;mso-wrap-distance-left:9pt;mso-wrap-distance-top:0;mso-wrap-distance-right:9pt;mso-wrap-distance-bottom:0;mso-position-horizontal:absolute;mso-position-horizontal-relative:text;mso-position-vertical:absolute;mso-position-vertical-relative:text;mso-width-percent:0;mso-height-percent:0;mso-width-relative:page;mso-height-relative:page;v-text-anchor:top" o:gfxdata="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" filled="f" stroked="f" strokeweight="1pt">
               <v:textbox inset="1pt,1pt,1pt,1pt">
                 <w:txbxContent>
                   <w:p>
@@ -8584,7 +8593,7 @@
               <wp:extent cx="501015" cy="202565"/>
               <wp:effectExtent l="0" t="0" r="0" b="0"/>
               <wp:wrapNone/>
-              <wp:docPr id="63" name="Rectangle 53"/>
+              <wp:docPr id="62" name="Rectangle 53"/>
               <wp:cNvGraphicFramePr>
                 <a:graphicFrameLocks xmlns:a="http://schemas.openxmlformats.org/drawingml/2006/main"/>
               </wp:cNvGraphicFramePr>
@@ -8654,7 +8663,7 @@
         </mc:Choice>
         <mc:Fallback>
           <w:pict>
-            <v:rect w14:anchorId="531F0C44" id="Rectangle 53" o:spid="_x0000_s1062" style="position:absolute;left:0;text-align:left;margin-left:141.35pt;margin-top:-54.6pt;width:39.45pt;height:15.95pt;z-index:251658299;visibility:visible;mso-wrap-style:square;mso-width-percent:0;mso-height-percent:0;mso-wrap-distance-left:9pt;mso-wrap-distance-top:0;mso-wrap-distance-right:9pt;mso-wrap-distance-bottom:0;mso-position-horizontal:absolute;mso-position-horizontal-relative:text;mso-position-vertical:absolute;mso-position-vertical-relative:text;mso-width-percent:0;mso-height-percent:0;mso-width-relative:page;mso-height-relative:page;v-text-anchor:top" o:gfxdata="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" filled="f" stroked="f" strokeweight="1pt">
+            <v:rect w14:anchorId="531F0C44" id="Rectangle 53" o:spid="_x0000_s1062" style="position:absolute;left:0;text-align:left;margin-left:141.35pt;margin-top:-54.6pt;width:39.45pt;height:15.95pt;z-index:251658299;visibility:visible;mso-wrap-style:square;mso-width-percent:0;mso-height-percent:0;mso-wrap-distance-left:9pt;mso-wrap-distance-top:0;mso-wrap-distance-right:9pt;mso-wrap-distance-bottom:0;mso-position-horizontal:absolute;mso-position-horizontal-relative:text;mso-position-vertical:absolute;mso-position-vertical-relative:text;mso-width-percent:0;mso-height-percent:0;mso-width-relative:page;mso-height-relative:page;v-text-anchor:top" o:gfxdata="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" filled="f" stroked="f" strokeweight="1pt">
               <v:textbox inset="1pt,1pt,1pt,1pt">
                 <w:txbxContent>
                   <w:p>
@@ -8689,7 +8698,7 @@
               <wp:extent cx="2393950" cy="805815"/>
               <wp:effectExtent l="0" t="0" r="6350" b="0"/>
               <wp:wrapNone/>
-              <wp:docPr id="65" name="Text Box 105"/>
+              <wp:docPr id="63" name="Text Box 105"/>
               <wp:cNvGraphicFramePr>
                 <a:graphicFrameLocks xmlns:a="http://schemas.openxmlformats.org/drawingml/2006/main"/>
               </wp:cNvGraphicFramePr>
@@ -8778,7 +8787,7 @@
         </mc:Choice>
         <mc:Fallback>
           <w:pict>
-            <v:shape w14:anchorId="69267E5E" id="Text Box 105" o:spid="_x0000_s1063" type="#_x0000_t202" style="position:absolute;left:0;text-align:left;margin-left:174.4pt;margin-top:-54.3pt;width:188.5pt;height:63.45pt;z-index:251658300;visibility:visible;mso-wrap-style:square;mso-width-percent:0;mso-height-percent:0;mso-wrap-distance-left:9pt;mso-wrap-distance-top:0;mso-wrap-distance-right:9pt;mso-wrap-distance-bottom:0;mso-position-horizontal:absolute;mso-position-horizontal-relative:text;mso-position-vertical:absolute;mso-position-vertical-relative:text;mso-width-percent:0;mso-height-percent:0;mso-width-relative:page;mso-height-relative:page;v-text-anchor:top" o:gfxdata="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" strokecolor="white" strokeweight="0">
+            <v:shape w14:anchorId="69267E5E" id="Text Box 105" o:spid="_x0000_s1063" type="#_x0000_t202" style="position:absolute;left:0;text-align:left;margin-left:174.4pt;margin-top:-54.3pt;width:188.5pt;height:63.45pt;z-index:251658300;visibility:visible;mso-wrap-style:square;mso-width-percent:0;mso-height-percent:0;mso-wrap-distance-left:9pt;mso-wrap-distance-top:0;mso-wrap-distance-right:9pt;mso-wrap-distance-bottom:0;mso-position-horizontal:absolute;mso-position-horizontal-relative:text;mso-position-vertical:absolute;mso-position-vertical-relative:text;mso-width-percent:0;mso-height-percent:0;mso-width-relative:page;mso-height-relative:page;v-text-anchor:top" o:gfxdata="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" strokecolor="white" strokeweight="0">
               <v:textbox>
                 <w:txbxContent>
                   <w:p>
@@ -8844,7 +8853,7 @@
               <wp:extent cx="330200" cy="342900"/>
               <wp:effectExtent l="0" t="0" r="0" b="0"/>
               <wp:wrapNone/>
-              <wp:docPr id="75" name="Text Box 106"/>
+              <wp:docPr id="65" name="Text Box 106"/>
               <wp:cNvGraphicFramePr>
                 <a:graphicFrameLocks xmlns:a="http://schemas.openxmlformats.org/drawingml/2006/main"/>
               </wp:cNvGraphicFramePr>
@@ -8927,7 +8936,7 @@
         </mc:Choice>
         <mc:Fallback>
           <w:pict>
-            <v:shape w14:anchorId="04CACB0C" id="Text Box 106" o:spid="_x0000_s1064" type="#_x0000_t202" style="position:absolute;left:0;text-align:left;margin-left:376.3pt;margin-top:-39.8pt;width:26pt;height:27pt;z-index:251658301;visibility:visible;mso-wrap-style:square;mso-width-percent:0;mso-height-percent:0;mso-wrap-distance-left:9pt;mso-wrap-distance-top:0;mso-wrap-distance-right:9pt;mso-wrap-distance-bottom:0;mso-position-horizontal:absolute;mso-position-horizontal-relative:text;mso-position-vertical:absolute;mso-position-vertical-relative:text;mso-width-percent:0;mso-height-percent:0;mso-width-relative:page;mso-height-relative:page;v-text-anchor:top" o:gfxdata="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" filled="f" stroked="f">
+            <v:shape w14:anchorId="04CACB0C" id="Text Box 106" o:spid="_x0000_s1064" type="#_x0000_t202" style="position:absolute;left:0;text-align:left;margin-left:376.3pt;margin-top:-39.8pt;width:26pt;height:27pt;z-index:251658301;visibility:visible;mso-wrap-style:square;mso-width-percent:0;mso-height-percent:0;mso-wrap-distance-left:9pt;mso-wrap-distance-top:0;mso-wrap-distance-right:9pt;mso-wrap-distance-bottom:0;mso-position-horizontal:absolute;mso-position-horizontal-relative:text;mso-position-vertical:absolute;mso-position-vertical-relative:text;mso-width-percent:0;mso-height-percent:0;mso-width-relative:page;mso-height-relative:page;v-text-anchor:top" o:gfxdata="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" filled="f" stroked="f">
               <v:textbox>
                 <w:txbxContent>
                   <w:p>
@@ -9107,7 +9116,7 @@
                       <wps:bodyPr/>
                     </wps:wsp>
                     <wpg:grpSp>
-                      <wpg:cNvPr id="8" name="Group 41"/>
+                      <wpg:cNvPr id="7" name="Group 41"/>
                       <wpg:cNvGrpSpPr>
                         <a:grpSpLocks/>
                       </wpg:cNvGrpSpPr>
@@ -9120,7 +9129,7 @@
                         </a:xfrm>
                       </wpg:grpSpPr>
                       <wps:wsp>
-                        <wps:cNvPr id="9" name="Rectangle 4"/>
+                        <wps:cNvPr id="8" name="Rectangle 4"/>
                         <wps:cNvSpPr>
                           <a:spLocks noChangeArrowheads="1"/>
                         </wps:cNvSpPr>
@@ -9156,7 +9165,7 @@
                         </wps:bodyPr>
                       </wps:wsp>
                       <wps:wsp>
-                        <wps:cNvPr id="10" name="Rectangle 16"/>
+                        <wps:cNvPr id="9" name="Rectangle 16"/>
                         <wps:cNvSpPr>
                           <a:spLocks noChangeArrowheads="1"/>
                         </wps:cNvSpPr>
@@ -9305,23 +9314,7 @@
                                   <w:b w:val="0"/>
                                   <w:i/>
                                 </w:rPr>
-                                <w:t xml:space="preserve"> </w:t>
-                              </w:r>
-                              <w:r>
-                                <w:rPr>
-                                  <w:rFonts w:ascii="Arial" w:hAnsi="Arial" w:cs="Arial"/>
-                                  <w:b w:val="0"/>
-                                  <w:i/>
-                                </w:rPr>
-                                <w:t>81</w:t>
-                              </w:r>
-                              <w:r>
-                                <w:rPr>
-                                  <w:rFonts w:ascii="Arial" w:hAnsi="Arial" w:cs="Arial"/>
-                                  <w:b w:val="0"/>
-                                  <w:i/>
-                                </w:rPr>
-                                <w:t xml:space="preserve"> </w:t>
+                                <w:t xml:space="preserve"> 90 </w:t>
                               </w:r>
                               <w:r>
                                 <w:rPr>
@@ -9581,13 +9574,13 @@
         </mc:Choice>
         <mc:Fallback>
           <w:pict>
-            <v:group w14:anchorId="5EA60FFF" id="Group 42" o:spid="_x0000_s1026" style="position:absolute;left:0;text-align:left;margin-left:-17.2pt;margin-top:2.3pt;width:522.05pt;height:815.35pt;z-index:251658240" coordorigin="1137,260" coordsize="10441,16384" o:gfxdata="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">
+            <v:group w14:anchorId="5EA60FFF" id="Group 42" o:spid="_x0000_s1026" style="position:absolute;left:0;text-align:left;margin-left:-17.2pt;margin-top:2.3pt;width:522.05pt;height:815.35pt;z-index:251658240" coordorigin="1137,260" coordsize="10441,16384" o:gfxdata="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">
               <v:line id="Line 6" o:spid="_x0000_s1027" style="position:absolute;visibility:visible;mso-wrap-style:square" from="1137,16238" to="4836,16239" o:connectortype="straight" o:gfxdata="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" strokeweight="2pt">
                 <v:stroke startarrowwidth="narrow" startarrowlength="short" endarrowwidth="narrow" endarrowlength="short"/>
               </v:line>
-              <v:group id="Group 41" o:spid="_x0000_s1028" style="position:absolute;left:1137;top:260;width:10441;height:16384" coordorigin="1137,260" coordsize="10441,16384" o:gfxdata="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">
-                <v:rect id="Rectangle 4" o:spid="_x0000_s1029" style="position:absolute;left:1137;top:260;width:10441;height:16270;visibility:visible;mso-wrap-style:square;v-text-anchor:top" o:gfxdata="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" filled="f" strokeweight="2pt"/>
-                <v:rect id="Rectangle 16" o:spid="_x0000_s1030" style="position:absolute;left:4887;top:15760;width:6070;height:770;visibility:visible;mso-wrap-style:square;v-text-anchor:top" o:gfxdata="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" filled="f" stroked="f" strokeweight="1pt">
+              <v:group id="Group 41" o:spid="_x0000_s1028" style="position:absolute;left:1137;top:260;width:10441;height:16384" coordorigin="1137,260" coordsize="10441,16384" o:gfxdata="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">
+                <v:rect id="Rectangle 4" o:spid="_x0000_s1029" style="position:absolute;left:1137;top:260;width:10441;height:16270;visibility:visible;mso-wrap-style:square;v-text-anchor:top" o:gfxdata="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" filled="f" strokeweight="2pt"/>
+                <v:rect id="Rectangle 16" o:spid="_x0000_s1030" style="position:absolute;left:4887;top:15760;width:6070;height:770;visibility:visible;mso-wrap-style:square;v-text-anchor:top" o:gfxdata="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" filled="f" stroked="f" strokeweight="1pt">
                   <v:textbox inset="1pt,1pt,1pt,1pt">
                     <w:txbxContent>
                       <w:p>
@@ -9701,23 +9694,7 @@
                             <w:b w:val="0"/>
                             <w:i/>
                           </w:rPr>
-                          <w:t xml:space="preserve"> </w:t>
-                        </w:r>
-                        <w:r>
-                          <w:rPr>
-                            <w:rFonts w:ascii="Arial" w:hAnsi="Arial" w:cs="Arial"/>
-                            <w:b w:val="0"/>
-                            <w:i/>
-                          </w:rPr>
-                          <w:t>81</w:t>
-                        </w:r>
-                        <w:r>
-                          <w:rPr>
-                            <w:rFonts w:ascii="Arial" w:hAnsi="Arial" w:cs="Arial"/>
-                            <w:b w:val="0"/>
-                            <w:i/>
-                          </w:rPr>
-                          <w:t xml:space="preserve"> </w:t>
+                          <w:t xml:space="preserve"> 90 </w:t>
                         </w:r>
                         <w:r>
                           <w:rPr>
